--- a/docs/Отзыв руководителя.docx
+++ b/docs/Отзыв руководителя.docx
@@ -869,6 +869,22 @@
               </w:rPr>
               <w:t>Позволяют</w:t>
             </w:r>
+            <w:r>
+              <w:rPr>
+                <w:sz w:val="24"/>
+                <w:szCs w:val="24"/>
+                <w:lang w:val="ru-RU"/>
+              </w:rPr>
+              <w:t xml:space="preserve"> </w:t>
+            </w:r>
+            <w:r>
+              <w:rPr>
+                <w:sz w:val="24"/>
+                <w:szCs w:val="24"/>
+                <w:lang w:val="ru-RU"/>
+              </w:rPr>
+              <w:t>достичь цели</w:t>
+            </w:r>
           </w:p>
         </w:tc>
       </w:tr>
@@ -1414,15 +1430,14 @@
                 <w:lang w:val="ru-RU"/>
               </w:rPr>
             </w:pPr>
-            <w:proofErr w:type="spellStart"/>
-            <w:r>
-              <w:rPr>
-                <w:sz w:val="24"/>
-                <w:szCs w:val="24"/>
-              </w:rPr>
-              <w:t>Да</w:t>
-            </w:r>
-            <w:proofErr w:type="spellEnd"/>
+            <w:r>
+              <w:rPr>
+                <w:sz w:val="24"/>
+                <w:szCs w:val="24"/>
+                <w:lang w:val="ru-RU"/>
+              </w:rPr>
+              <w:t>Нет</w:t>
+            </w:r>
           </w:p>
         </w:tc>
       </w:tr>
@@ -2027,8 +2042,6 @@
               </w:rPr>
               <w:t xml:space="preserve">Отдельные функциональные элементы системы реализованы в упрощённом виде (эмуляция оплаты). </w:t>
             </w:r>
-            <w:bookmarkStart w:id="0" w:name="_GoBack"/>
-            <w:bookmarkEnd w:id="0"/>
           </w:p>
         </w:tc>
       </w:tr>
@@ -2177,6 +2190,8 @@
               </w:rPr>
               <w:t>Да</w:t>
             </w:r>
+            <w:bookmarkStart w:id="0" w:name="_GoBack"/>
+            <w:bookmarkEnd w:id="0"/>
             <w:proofErr w:type="spellEnd"/>
           </w:p>
         </w:tc>
@@ -2493,86 +2508,6 @@
               <w:t>Оценка</w:t>
             </w:r>
             <w:proofErr w:type="spellEnd"/>
-            <w:r>
-              <w:rPr>
-                <w:sz w:val="24"/>
-                <w:szCs w:val="24"/>
-                <w:lang w:val="ru-RU"/>
-              </w:rPr>
-              <w:t xml:space="preserve"> </w:t>
-            </w:r>
-            <w:r>
-              <w:rPr>
-                <w:w w:val="99"/>
-                <w:sz w:val="24"/>
-                <w:szCs w:val="24"/>
-                <w:u w:val="single"/>
-                <w:lang w:val="ru-RU"/>
-              </w:rPr>
-              <w:t>отлично</w:t>
-            </w:r>
-            <w:r>
-              <w:rPr>
-                <w:sz w:val="24"/>
-                <w:szCs w:val="24"/>
-              </w:rPr>
-              <w:t xml:space="preserve"> </w:t>
-            </w:r>
-            <w:r>
-              <w:rPr>
-                <w:spacing w:val="6"/>
-                <w:sz w:val="24"/>
-                <w:szCs w:val="24"/>
-              </w:rPr>
-              <w:t xml:space="preserve"> </w:t>
-            </w:r>
-            <w:r>
-              <w:rPr>
-                <w:sz w:val="24"/>
-                <w:szCs w:val="24"/>
-              </w:rPr>
-              <w:t>(</w:t>
-            </w:r>
-            <w:r>
-              <w:rPr>
-                <w:sz w:val="24"/>
-                <w:szCs w:val="24"/>
-                <w:lang w:val="ru-RU"/>
-              </w:rPr>
-              <w:t>7</w:t>
-            </w:r>
-            <w:r>
-              <w:rPr>
-                <w:sz w:val="24"/>
-                <w:szCs w:val="24"/>
-                <w:lang w:val="ru-RU"/>
-              </w:rPr>
-              <w:t>5</w:t>
-            </w:r>
-            <w:r>
-              <w:rPr>
-                <w:sz w:val="24"/>
-                <w:szCs w:val="24"/>
-                <w:lang w:val="ru-RU"/>
-              </w:rPr>
-              <w:t xml:space="preserve"> б</w:t>
-            </w:r>
-            <w:proofErr w:type="spellStart"/>
-            <w:r>
-              <w:rPr>
-                <w:sz w:val="24"/>
-                <w:szCs w:val="24"/>
-              </w:rPr>
-              <w:t>аллов</w:t>
-            </w:r>
-            <w:proofErr w:type="spellEnd"/>
-            <w:r>
-              <w:rPr>
-                <w:sz w:val="24"/>
-                <w:szCs w:val="24"/>
-              </w:rPr>
-              <w:t>)</w:t>
-            </w:r>
           </w:p>
         </w:tc>
       </w:tr>
@@ -4190,7 +4125,7 @@
   <a:extraClrSchemeLst/>
   <a:extLst>
     <a:ext uri="{05A4C25C-085E-4340-85A3-A5531E510DB2}">
-      <thm15:themeFamily xmlns:thm15="http://schemas.microsoft.com/office/thememl/2012/main" xmlns="" name="Office Theme" id="{62F939B6-93AF-4DB8-9C6B-D6C7DFDC589F}" vid="{4A3C46E8-61CC-4603-A589-7422A47A8E4A}"/>
+      <thm15:themeFamily xmlns="" xmlns:thm15="http://schemas.microsoft.com/office/thememl/2012/main" name="Office Theme" id="{62F939B6-93AF-4DB8-9C6B-D6C7DFDC589F}" vid="{4A3C46E8-61CC-4603-A589-7422A47A8E4A}"/>
     </a:ext>
   </a:extLst>
 </a:theme>
